--- a/third party payment bk004-24-25/AA Stone.docx
+++ b/third party payment bk004-24-25/AA Stone.docx
@@ -482,7 +482,7 @@
               </wp:anchor>
             </w:drawing>
           </mc:Choice>
-          <mc:Fallback xmlns:w16se="http://schemas.microsoft.com/office/word/2015/wordml/symex" xmlns:w16cid="http://schemas.microsoft.com/office/word/2016/wordml/cid" xmlns:am3d="http://schemas.microsoft.com/office/drawing/2017/model3d" xmlns:aink="http://schemas.microsoft.com/office/drawing/2016/ink" xmlns:cx8="http://schemas.microsoft.com/office/drawing/2016/5/14/chartex" xmlns:cx7="http://schemas.microsoft.com/office/drawing/2016/5/13/chartex" xmlns:cx6="http://schemas.microsoft.com/office/drawing/2016/5/12/chartex" xmlns:cx5="http://schemas.microsoft.com/office/drawing/2016/5/11/chartex" xmlns:cx4="http://schemas.microsoft.com/office/drawing/2016/5/10/chartex" xmlns:cx3="http://schemas.microsoft.com/office/drawing/2016/5/9/chartex" xmlns:cx2="http://schemas.microsoft.com/office/drawing/2015/10/21/chartex" xmlns:cx1="http://schemas.microsoft.com/office/drawing/2015/9/8/chartex" xmlns:cx="http://schemas.microsoft.com/office/drawing/2014/chartex">
+          <mc:Fallback xmlns:cx="http://schemas.microsoft.com/office/drawing/2014/chartex" xmlns:cx1="http://schemas.microsoft.com/office/drawing/2015/9/8/chartex" xmlns:cx2="http://schemas.microsoft.com/office/drawing/2015/10/21/chartex" xmlns:cx3="http://schemas.microsoft.com/office/drawing/2016/5/9/chartex" xmlns:cx4="http://schemas.microsoft.com/office/drawing/2016/5/10/chartex" xmlns:cx5="http://schemas.microsoft.com/office/drawing/2016/5/11/chartex" xmlns:cx6="http://schemas.microsoft.com/office/drawing/2016/5/12/chartex" xmlns:cx7="http://schemas.microsoft.com/office/drawing/2016/5/13/chartex" xmlns:cx8="http://schemas.microsoft.com/office/drawing/2016/5/14/chartex" xmlns:aink="http://schemas.microsoft.com/office/drawing/2016/ink" xmlns:am3d="http://schemas.microsoft.com/office/drawing/2017/model3d" xmlns:w16cid="http://schemas.microsoft.com/office/word/2016/wordml/cid" xmlns:w16se="http://schemas.microsoft.com/office/word/2015/wordml/symex">
             <w:pict>
               <v:group w14:anchorId="5F9BAF77" id="Group 6" o:spid="_x0000_s1026" style="position:absolute;margin-left:-1pt;margin-top:-1pt;width:597.2pt;height:112.4pt;z-index:-15755776;mso-position-horizontal-relative:page;mso-position-vertical-relative:page" coordorigin="-20,-20" coordsize="11944,2248" o:gfxdata="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">
                 <v:rect id="Rectangle 16" o:spid="_x0000_s1027" style="position:absolute;width:11904;height:2208;visibility:visible;mso-wrap-style:square;v-text-anchor:top" o:gfxdata="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" fillcolor="#dbedf4" stroked="f"/>
@@ -693,7 +693,7 @@
               </wp:anchor>
             </w:drawing>
           </mc:Choice>
-          <mc:Fallback xmlns:w16se="http://schemas.microsoft.com/office/word/2015/wordml/symex" xmlns:w16cid="http://schemas.microsoft.com/office/word/2016/wordml/cid" xmlns:am3d="http://schemas.microsoft.com/office/drawing/2017/model3d" xmlns:aink="http://schemas.microsoft.com/office/drawing/2016/ink" xmlns:cx8="http://schemas.microsoft.com/office/drawing/2016/5/14/chartex" xmlns:cx7="http://schemas.microsoft.com/office/drawing/2016/5/13/chartex" xmlns:cx6="http://schemas.microsoft.com/office/drawing/2016/5/12/chartex" xmlns:cx5="http://schemas.microsoft.com/office/drawing/2016/5/11/chartex" xmlns:cx4="http://schemas.microsoft.com/office/drawing/2016/5/10/chartex" xmlns:cx3="http://schemas.microsoft.com/office/drawing/2016/5/9/chartex" xmlns:cx2="http://schemas.microsoft.com/office/drawing/2015/10/21/chartex" xmlns:cx1="http://schemas.microsoft.com/office/drawing/2015/9/8/chartex" xmlns:cx="http://schemas.microsoft.com/office/drawing/2014/chartex">
+          <mc:Fallback xmlns:cx="http://schemas.microsoft.com/office/drawing/2014/chartex" xmlns:cx1="http://schemas.microsoft.com/office/drawing/2015/9/8/chartex" xmlns:cx2="http://schemas.microsoft.com/office/drawing/2015/10/21/chartex" xmlns:cx3="http://schemas.microsoft.com/office/drawing/2016/5/9/chartex" xmlns:cx4="http://schemas.microsoft.com/office/drawing/2016/5/10/chartex" xmlns:cx5="http://schemas.microsoft.com/office/drawing/2016/5/11/chartex" xmlns:cx6="http://schemas.microsoft.com/office/drawing/2016/5/12/chartex" xmlns:cx7="http://schemas.microsoft.com/office/drawing/2016/5/13/chartex" xmlns:cx8="http://schemas.microsoft.com/office/drawing/2016/5/14/chartex" xmlns:aink="http://schemas.microsoft.com/office/drawing/2016/ink" xmlns:am3d="http://schemas.microsoft.com/office/drawing/2017/model3d" xmlns:w16cid="http://schemas.microsoft.com/office/word/2016/wordml/cid" xmlns:w16se="http://schemas.microsoft.com/office/word/2015/wordml/symex">
             <w:pict>
               <v:group w14:anchorId="2D802D1D" id="Group 2" o:spid="_x0000_s1026" style="position:absolute;margin-left:0;margin-top:824.4pt;width:595.35pt;height:17.5pt;z-index:15729152;mso-position-horizontal-relative:page;mso-position-vertical-relative:page" coordorigin=",16488" coordsize="11907,350" o:gfxdata="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">
                 <v:rect id="Rectangle 5" o:spid="_x0000_s1027" style="position:absolute;top:16508;width:11907;height:330;visibility:visible;mso-wrap-style:square;v-text-anchor:top" o:gfxdata="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" fillcolor="#dbedf4" stroked="f"/>
@@ -971,7 +971,6 @@
         <w:ind w:left="567" w:right="1361"/>
         <w:jc w:val="right"/>
       </w:pPr>
-      <w:proofErr w:type="gramStart"/>
       <w:r>
         <w:t>DATE</w:t>
       </w:r>
@@ -979,21 +978,19 @@
         <w:t xml:space="preserve"> </w:t>
       </w:r>
       <w:r>
-        <w:t>:-</w:t>
-      </w:r>
-      <w:proofErr w:type="gramEnd"/>
-      <w:r>
-        <w:t xml:space="preserve"> </w:t>
-      </w:r>
-      <w:r>
-        <w:t>15</w:t>
+        <w:t xml:space="preserve">:- </w:t>
+      </w:r>
+      <w:r>
+        <w:t>04</w:t>
       </w:r>
       <w:r>
         <w:t>-</w:t>
       </w:r>
       <w:r>
-        <w:t>04</w:t>
-      </w:r>
+        <w:t>07</w:t>
+      </w:r>
+      <w:bookmarkStart w:id="0" w:name="_GoBack"/>
+      <w:bookmarkEnd w:id="0"/>
       <w:r>
         <w:t>-2026</w:t>
       </w:r>
@@ -1055,7 +1052,7 @@
         <w:t xml:space="preserve"> Importer name is “</w:t>
       </w:r>
       <w:r>
-        <w:t>A-A STONE INVESTMENT TRADING COMPANY LIMITED</w:t>
+        <w:t>CMK TRADING COMPANY LIMITED</w:t>
       </w:r>
       <w:r>
         <w:t xml:space="preserve">”. </w:t>
@@ -1079,7 +1076,7 @@
         <w:t>“</w:t>
       </w:r>
       <w:r>
-        <w:t>THANH THANG IMPORT COMPANY LIMITED</w:t>
+        <w:t>VLC TRADING COMPANY LIMITED</w:t>
       </w:r>
       <w:r>
         <w:t>”.</w:t>
@@ -1155,8 +1152,8 @@
       </w:tblPr>
       <w:tblGrid>
         <w:gridCol w:w="3888"/>
-        <w:gridCol w:w="4367"/>
-        <w:gridCol w:w="3919"/>
+        <w:gridCol w:w="4389"/>
+        <w:gridCol w:w="3897"/>
       </w:tblGrid>
       <w:tr>
         <w:trPr>
@@ -1243,10 +1240,10 @@
                 <w:lang w:val="en-IN" w:eastAsia="en-IN"/>
               </w:rPr>
               <w:drawing>
-                <wp:inline distT="0" distB="0" distL="0" distR="0" wp14:anchorId="41FEBAEA" wp14:editId="328F83F0">
-                  <wp:extent cx="866775" cy="710442"/>
-                  <wp:effectExtent l="0" t="0" r="0" b="0"/>
-                  <wp:docPr id="18" name="Picture 18"/>
+                <wp:inline distT="0" distB="0" distL="0" distR="0" wp14:anchorId="75426273" wp14:editId="2C9C0D01">
+                  <wp:extent cx="1289050" cy="895919"/>
+                  <wp:effectExtent l="0" t="0" r="6350" b="0"/>
+                  <wp:docPr id="20" name="Picture 20"/>
                   <wp:cNvGraphicFramePr>
                     <a:graphicFrameLocks xmlns:a="http://schemas.openxmlformats.org/drawingml/2006/main" noChangeAspect="1"/>
                   </wp:cNvGraphicFramePr>
@@ -1254,7 +1251,7 @@
                     <a:graphicData uri="http://schemas.openxmlformats.org/drawingml/2006/picture">
                       <pic:pic xmlns:pic="http://schemas.openxmlformats.org/drawingml/2006/picture">
                         <pic:nvPicPr>
-                          <pic:cNvPr id="18" name="A-A Stone investment company.png"/>
+                          <pic:cNvPr id="20" name="CMK TRADING COMPANY LIMITED.png"/>
                           <pic:cNvPicPr/>
                         </pic:nvPicPr>
                         <pic:blipFill>
@@ -1272,7 +1269,7 @@
                         <pic:spPr>
                           <a:xfrm>
                             <a:off x="0" y="0"/>
-                            <a:ext cx="874456" cy="716738"/>
+                            <a:ext cx="1293564" cy="899056"/>
                           </a:xfrm>
                           <a:prstGeom prst="rect">
                             <a:avLst/>
@@ -1305,10 +1302,10 @@
                 <w:lang w:val="en-IN" w:eastAsia="en-IN"/>
               </w:rPr>
               <w:drawing>
-                <wp:inline distT="0" distB="0" distL="0" distR="0" wp14:anchorId="62C14A2A" wp14:editId="15FB9BE3">
-                  <wp:extent cx="859809" cy="704732"/>
-                  <wp:effectExtent l="0" t="0" r="0" b="635"/>
-                  <wp:docPr id="2" name="Picture 2"/>
+                <wp:inline distT="0" distB="0" distL="0" distR="0" wp14:anchorId="58D88F8A" wp14:editId="61F6EABF">
+                  <wp:extent cx="1078230" cy="883758"/>
+                  <wp:effectExtent l="0" t="0" r="7620" b="0"/>
+                  <wp:docPr id="18" name="Picture 18"/>
                   <wp:cNvGraphicFramePr>
                     <a:graphicFrameLocks xmlns:a="http://schemas.openxmlformats.org/drawingml/2006/main" noChangeAspect="1"/>
                   </wp:cNvGraphicFramePr>
@@ -1316,7 +1313,7 @@
                     <a:graphicData uri="http://schemas.openxmlformats.org/drawingml/2006/picture">
                       <pic:pic xmlns:pic="http://schemas.openxmlformats.org/drawingml/2006/picture">
                         <pic:nvPicPr>
-                          <pic:cNvPr id="2" name="THANH THANG IMPORT COMPANY LIMITED.png"/>
+                          <pic:cNvPr id="18" name="VLC TRADING COMPANY LIMITED.png"/>
                           <pic:cNvPicPr/>
                         </pic:nvPicPr>
                         <pic:blipFill>
@@ -1334,7 +1331,7 @@
                         <pic:spPr>
                           <a:xfrm>
                             <a:off x="0" y="0"/>
-                            <a:ext cx="874900" cy="717101"/>
+                            <a:ext cx="1094460" cy="897061"/>
                           </a:xfrm>
                           <a:prstGeom prst="rect">
                             <a:avLst/>
@@ -1388,7 +1385,7 @@
               <w:ind w:left="173" w:right="1361"/>
             </w:pPr>
             <w:r>
-              <w:t>A-A STONE INVESTMENT TRADING COMPANY LIMITED</w:t>
+              <w:t>CMK TRADING COMPANY LIMITED</w:t>
             </w:r>
           </w:p>
         </w:tc>
@@ -1406,7 +1403,7 @@
               <w:ind w:right="1361"/>
             </w:pPr>
             <w:r>
-              <w:t>THANH THANG IMPORT COMPANY LIMITED</w:t>
+              <w:t>VLC TRADING COMPANY LIMITED</w:t>
             </w:r>
           </w:p>
         </w:tc>
@@ -1431,8 +1428,6 @@
         <w:spacing w:before="192" w:after="360"/>
         <w:ind w:right="1361"/>
       </w:pPr>
-      <w:bookmarkStart w:id="0" w:name="_GoBack"/>
-      <w:bookmarkEnd w:id="0"/>
     </w:p>
     <w:sectPr>
       <w:type w:val="continuous"/>

--- a/third party payment bk004-24-25/AA Stone.docx
+++ b/third party payment bk004-24-25/AA Stone.docx
@@ -482,7 +482,7 @@
               </wp:anchor>
             </w:drawing>
           </mc:Choice>
-          <mc:Fallback xmlns:cx="http://schemas.microsoft.com/office/drawing/2014/chartex" xmlns:cx1="http://schemas.microsoft.com/office/drawing/2015/9/8/chartex" xmlns:cx2="http://schemas.microsoft.com/office/drawing/2015/10/21/chartex" xmlns:cx3="http://schemas.microsoft.com/office/drawing/2016/5/9/chartex" xmlns:cx4="http://schemas.microsoft.com/office/drawing/2016/5/10/chartex" xmlns:cx5="http://schemas.microsoft.com/office/drawing/2016/5/11/chartex" xmlns:cx6="http://schemas.microsoft.com/office/drawing/2016/5/12/chartex" xmlns:cx7="http://schemas.microsoft.com/office/drawing/2016/5/13/chartex" xmlns:cx8="http://schemas.microsoft.com/office/drawing/2016/5/14/chartex" xmlns:aink="http://schemas.microsoft.com/office/drawing/2016/ink" xmlns:am3d="http://schemas.microsoft.com/office/drawing/2017/model3d" xmlns:w16cid="http://schemas.microsoft.com/office/word/2016/wordml/cid" xmlns:w16se="http://schemas.microsoft.com/office/word/2015/wordml/symex">
+          <mc:Fallback xmlns:w16se="http://schemas.microsoft.com/office/word/2015/wordml/symex" xmlns:w16cid="http://schemas.microsoft.com/office/word/2016/wordml/cid" xmlns:am3d="http://schemas.microsoft.com/office/drawing/2017/model3d" xmlns:aink="http://schemas.microsoft.com/office/drawing/2016/ink" xmlns:cx8="http://schemas.microsoft.com/office/drawing/2016/5/14/chartex" xmlns:cx7="http://schemas.microsoft.com/office/drawing/2016/5/13/chartex" xmlns:cx6="http://schemas.microsoft.com/office/drawing/2016/5/12/chartex" xmlns:cx5="http://schemas.microsoft.com/office/drawing/2016/5/11/chartex" xmlns:cx4="http://schemas.microsoft.com/office/drawing/2016/5/10/chartex" xmlns:cx3="http://schemas.microsoft.com/office/drawing/2016/5/9/chartex" xmlns:cx2="http://schemas.microsoft.com/office/drawing/2015/10/21/chartex" xmlns:cx1="http://schemas.microsoft.com/office/drawing/2015/9/8/chartex" xmlns:cx="http://schemas.microsoft.com/office/drawing/2014/chartex">
             <w:pict>
               <v:group w14:anchorId="5F9BAF77" id="Group 6" o:spid="_x0000_s1026" style="position:absolute;margin-left:-1pt;margin-top:-1pt;width:597.2pt;height:112.4pt;z-index:-15755776;mso-position-horizontal-relative:page;mso-position-vertical-relative:page" coordorigin="-20,-20" coordsize="11944,2248" o:gfxdata="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">
                 <v:rect id="Rectangle 16" o:spid="_x0000_s1027" style="position:absolute;width:11904;height:2208;visibility:visible;mso-wrap-style:square;v-text-anchor:top" o:gfxdata="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" fillcolor="#dbedf4" stroked="f"/>
@@ -693,7 +693,7 @@
               </wp:anchor>
             </w:drawing>
           </mc:Choice>
-          <mc:Fallback xmlns:cx="http://schemas.microsoft.com/office/drawing/2014/chartex" xmlns:cx1="http://schemas.microsoft.com/office/drawing/2015/9/8/chartex" xmlns:cx2="http://schemas.microsoft.com/office/drawing/2015/10/21/chartex" xmlns:cx3="http://schemas.microsoft.com/office/drawing/2016/5/9/chartex" xmlns:cx4="http://schemas.microsoft.com/office/drawing/2016/5/10/chartex" xmlns:cx5="http://schemas.microsoft.com/office/drawing/2016/5/11/chartex" xmlns:cx6="http://schemas.microsoft.com/office/drawing/2016/5/12/chartex" xmlns:cx7="http://schemas.microsoft.com/office/drawing/2016/5/13/chartex" xmlns:cx8="http://schemas.microsoft.com/office/drawing/2016/5/14/chartex" xmlns:aink="http://schemas.microsoft.com/office/drawing/2016/ink" xmlns:am3d="http://schemas.microsoft.com/office/drawing/2017/model3d" xmlns:w16cid="http://schemas.microsoft.com/office/word/2016/wordml/cid" xmlns:w16se="http://schemas.microsoft.com/office/word/2015/wordml/symex">
+          <mc:Fallback xmlns:w16se="http://schemas.microsoft.com/office/word/2015/wordml/symex" xmlns:w16cid="http://schemas.microsoft.com/office/word/2016/wordml/cid" xmlns:am3d="http://schemas.microsoft.com/office/drawing/2017/model3d" xmlns:aink="http://schemas.microsoft.com/office/drawing/2016/ink" xmlns:cx8="http://schemas.microsoft.com/office/drawing/2016/5/14/chartex" xmlns:cx7="http://schemas.microsoft.com/office/drawing/2016/5/13/chartex" xmlns:cx6="http://schemas.microsoft.com/office/drawing/2016/5/12/chartex" xmlns:cx5="http://schemas.microsoft.com/office/drawing/2016/5/11/chartex" xmlns:cx4="http://schemas.microsoft.com/office/drawing/2016/5/10/chartex" xmlns:cx3="http://schemas.microsoft.com/office/drawing/2016/5/9/chartex" xmlns:cx2="http://schemas.microsoft.com/office/drawing/2015/10/21/chartex" xmlns:cx1="http://schemas.microsoft.com/office/drawing/2015/9/8/chartex" xmlns:cx="http://schemas.microsoft.com/office/drawing/2014/chartex">
             <w:pict>
               <v:group w14:anchorId="2D802D1D" id="Group 2" o:spid="_x0000_s1026" style="position:absolute;margin-left:0;margin-top:824.4pt;width:595.35pt;height:17.5pt;z-index:15729152;mso-position-horizontal-relative:page;mso-position-vertical-relative:page" coordorigin=",16488" coordsize="11907,350" o:gfxdata="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">
                 <v:rect id="Rectangle 5" o:spid="_x0000_s1027" style="position:absolute;top:16508;width:11907;height:330;visibility:visible;mso-wrap-style:square;v-text-anchor:top" o:gfxdata="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" fillcolor="#dbedf4" stroked="f"/>
@@ -971,6 +971,7 @@
         <w:ind w:left="567" w:right="1361"/>
         <w:jc w:val="right"/>
       </w:pPr>
+      <w:proofErr w:type="gramStart"/>
       <w:r>
         <w:t>DATE</w:t>
       </w:r>
@@ -978,19 +979,21 @@
         <w:t xml:space="preserve"> </w:t>
       </w:r>
       <w:r>
-        <w:t xml:space="preserve">:- </w:t>
-      </w:r>
-      <w:r>
-        <w:t>04</w:t>
+        <w:t>:-</w:t>
+      </w:r>
+      <w:proofErr w:type="gramEnd"/>
+      <w:r>
+        <w:t xml:space="preserve"> </w:t>
+      </w:r>
+      <w:r>
+        <w:t>19</w:t>
       </w:r>
       <w:r>
         <w:t>-</w:t>
       </w:r>
       <w:r>
-        <w:t>07</w:t>
-      </w:r>
-      <w:bookmarkStart w:id="0" w:name="_GoBack"/>
-      <w:bookmarkEnd w:id="0"/>
+        <w:t>08</w:t>
+      </w:r>
       <w:r>
         <w:t>-2026</w:t>
       </w:r>
@@ -1052,7 +1055,10 @@
         <w:t xml:space="preserve"> Importer name is “</w:t>
       </w:r>
       <w:r>
-        <w:t>CMK TRADING COMPANY LIMITED</w:t>
+        <w:t>A-A STONE INVESTMENT COMPANY</w:t>
+      </w:r>
+      <w:r>
+        <w:t xml:space="preserve"> </w:t>
       </w:r>
       <w:r>
         <w:t xml:space="preserve">”. </w:t>
@@ -1076,7 +1082,20 @@
         <w:t>“</w:t>
       </w:r>
       <w:r>
-        <w:t>VLC TRADING COMPANY LIMITED</w:t>
+        <w:rPr>
+          <w:rFonts w:ascii="Arial" w:hAnsi="Arial" w:cs="Arial"/>
+          <w:color w:val="222222"/>
+          <w:shd w:val="clear" w:color="auto" w:fill="FFFFFF"/>
+        </w:rPr>
+        <w:t>PHUONG DONG TRADING AND IMPORT COMP</w:t>
+      </w:r>
+      <w:r>
+        <w:rPr>
+          <w:rFonts w:ascii="Arial" w:hAnsi="Arial" w:cs="Arial"/>
+          <w:color w:val="222222"/>
+          <w:shd w:val="clear" w:color="auto" w:fill="FFFFFF"/>
+        </w:rPr>
+        <w:t>ANY LIMITED</w:t>
       </w:r>
       <w:r>
         <w:t>”.</w:t>
@@ -1152,8 +1171,8 @@
       </w:tblPr>
       <w:tblGrid>
         <w:gridCol w:w="3888"/>
-        <w:gridCol w:w="4389"/>
-        <w:gridCol w:w="3897"/>
+        <w:gridCol w:w="4359"/>
+        <w:gridCol w:w="3927"/>
       </w:tblGrid>
       <w:tr>
         <w:trPr>
@@ -1240,10 +1259,10 @@
                 <w:lang w:val="en-IN" w:eastAsia="en-IN"/>
               </w:rPr>
               <w:drawing>
-                <wp:inline distT="0" distB="0" distL="0" distR="0" wp14:anchorId="75426273" wp14:editId="2C9C0D01">
-                  <wp:extent cx="1289050" cy="895919"/>
-                  <wp:effectExtent l="0" t="0" r="6350" b="0"/>
-                  <wp:docPr id="20" name="Picture 20"/>
+                <wp:inline distT="0" distB="0" distL="0" distR="0" wp14:anchorId="421804C2" wp14:editId="63E76C4C">
+                  <wp:extent cx="992462" cy="813460"/>
+                  <wp:effectExtent l="0" t="0" r="0" b="5715"/>
+                  <wp:docPr id="17" name="Picture 17"/>
                   <wp:cNvGraphicFramePr>
                     <a:graphicFrameLocks xmlns:a="http://schemas.openxmlformats.org/drawingml/2006/main" noChangeAspect="1"/>
                   </wp:cNvGraphicFramePr>
@@ -1251,7 +1270,7 @@
                     <a:graphicData uri="http://schemas.openxmlformats.org/drawingml/2006/picture">
                       <pic:pic xmlns:pic="http://schemas.openxmlformats.org/drawingml/2006/picture">
                         <pic:nvPicPr>
-                          <pic:cNvPr id="20" name="CMK TRADING COMPANY LIMITED.png"/>
+                          <pic:cNvPr id="17" name="A-A Stone investment company.png"/>
                           <pic:cNvPicPr/>
                         </pic:nvPicPr>
                         <pic:blipFill>
@@ -1269,7 +1288,7 @@
                         <pic:spPr>
                           <a:xfrm>
                             <a:off x="0" y="0"/>
-                            <a:ext cx="1293564" cy="899056"/>
+                            <a:ext cx="1008366" cy="826496"/>
                           </a:xfrm>
                           <a:prstGeom prst="rect">
                             <a:avLst/>
@@ -1302,10 +1321,10 @@
                 <w:lang w:val="en-IN" w:eastAsia="en-IN"/>
               </w:rPr>
               <w:drawing>
-                <wp:inline distT="0" distB="0" distL="0" distR="0" wp14:anchorId="58D88F8A" wp14:editId="61F6EABF">
-                  <wp:extent cx="1078230" cy="883758"/>
-                  <wp:effectExtent l="0" t="0" r="7620" b="0"/>
-                  <wp:docPr id="18" name="Picture 18"/>
+                <wp:inline distT="0" distB="0" distL="0" distR="0" wp14:anchorId="716FFDE6" wp14:editId="2A675C12">
+                  <wp:extent cx="966104" cy="791856"/>
+                  <wp:effectExtent l="0" t="0" r="5715" b="8255"/>
+                  <wp:docPr id="19" name="Picture 19"/>
                   <wp:cNvGraphicFramePr>
                     <a:graphicFrameLocks xmlns:a="http://schemas.openxmlformats.org/drawingml/2006/main" noChangeAspect="1"/>
                   </wp:cNvGraphicFramePr>
@@ -1313,7 +1332,7 @@
                     <a:graphicData uri="http://schemas.openxmlformats.org/drawingml/2006/picture">
                       <pic:pic xmlns:pic="http://schemas.openxmlformats.org/drawingml/2006/picture">
                         <pic:nvPicPr>
-                          <pic:cNvPr id="18" name="VLC TRADING COMPANY LIMITED.png"/>
+                          <pic:cNvPr id="19" name="PHUONG DONG TRADING AND IMPORT COMP.png"/>
                           <pic:cNvPicPr/>
                         </pic:nvPicPr>
                         <pic:blipFill>
@@ -1331,7 +1350,7 @@
                         <pic:spPr>
                           <a:xfrm>
                             <a:off x="0" y="0"/>
-                            <a:ext cx="1094460" cy="897061"/>
+                            <a:ext cx="974334" cy="798602"/>
                           </a:xfrm>
                           <a:prstGeom prst="rect">
                             <a:avLst/>
@@ -1385,7 +1404,7 @@
               <w:ind w:left="173" w:right="1361"/>
             </w:pPr>
             <w:r>
-              <w:t>CMK TRADING COMPANY LIMITED</w:t>
+              <w:t>A-A STONE INVESTMENT COMPANY</w:t>
             </w:r>
           </w:p>
         </w:tc>
@@ -1403,7 +1422,30 @@
               <w:ind w:right="1361"/>
             </w:pPr>
             <w:r>
-              <w:t>VLC TRADING COMPANY LIMITED</w:t>
+              <w:rPr>
+                <w:rFonts w:ascii="Arial" w:hAnsi="Arial" w:cs="Arial"/>
+                <w:color w:val="222222"/>
+                <w:shd w:val="clear" w:color="auto" w:fill="FFFFFF"/>
+              </w:rPr>
+              <w:t xml:space="preserve">PHUONG DONG </w:t>
+            </w:r>
+            <w:bookmarkStart w:id="0" w:name="_GoBack"/>
+            <w:bookmarkEnd w:id="0"/>
+            <w:r>
+              <w:rPr>
+                <w:rFonts w:ascii="Arial" w:hAnsi="Arial" w:cs="Arial"/>
+                <w:color w:val="222222"/>
+                <w:shd w:val="clear" w:color="auto" w:fill="FFFFFF"/>
+              </w:rPr>
+              <w:t>TRADING AND IMPORT COMP</w:t>
+            </w:r>
+            <w:r>
+              <w:rPr>
+                <w:rFonts w:ascii="Arial" w:hAnsi="Arial" w:cs="Arial"/>
+                <w:color w:val="222222"/>
+                <w:shd w:val="clear" w:color="auto" w:fill="FFFFFF"/>
+              </w:rPr>
+              <w:t>ANY LIMITED</w:t>
             </w:r>
           </w:p>
         </w:tc>
